--- a/Acceptance_Test_V2.docx
+++ b/Acceptance_Test_V2.docx
@@ -31,7 +31,7 @@
           <w:b w:val="on"/>
           <w:sz w:val="28"/>
         </w:rPr>
-        <w:t>1. Admin Dashboard</w:t>
+        <w:t>1. logincredentials</w:t>
       </w:r>
     </w:p>
     <w:p>
@@ -39,7 +39,7 @@
         <w:rPr>
           <w:sz w:val="22"/>
         </w:rPr>
-        <w:t>Ky seksion përshkruan skenarët e testimit pranues për faqen "Admin Dashboard". Testimi verifikon shfaqjen e faqes, aksesueshmërinë e elementeve kryesore, plotësimin e fushave, përdorimin e butonave funksionalë dhe shfaqjen e rezultateve të pritshme.</w:t>
+        <w:t>Ky seksion përshkruan skenarët e testimit pranues për faqen "logincredentials". Testimi verifikon shfaqjen e faqes, aksesueshmërinë e elementeve kryesore, plotësimin e fushave, përdorimin e butonave funksionalë dhe shfaqjen e rezultateve të pritshme.</w:t>
       </w:r>
     </w:p>
     <w:tbl>
@@ -82,7 +82,7 @@
               <w:rPr>
                 <w:b w:val="on"/>
               </w:rPr>
-              <w:t>Moduli / Faqja – Admin Dashboard</w:t>
+              <w:t>Moduli / Faqja – logincredentials</w:t>
             </w:r>
           </w:p>
         </w:tc>
@@ -277,7 +277,7 @@
           </w:tcPr>
           <w:p>
             <w:r>
-              <w:t>Hapni faqen "Admin Dashboard".</w:t>
+              <w:t>Hapni faqen "logincredentials".</w:t>
             </w:r>
           </w:p>
         </w:tc>
